--- a/architecture/TargetArchitecture/WebArchitectureGuidance.docx
+++ b/architecture/TargetArchitecture/WebArchitectureGuidance.docx
@@ -103,14 +103,8 @@
     <w:p>
       <w:pPr>
         <w:pStyle w:val="Heading2"/>
-        <w:rPr>
-          <w:color w:val="074F6A" w:themeColor="accent4" w:themeShade="80"/>
-        </w:rPr>
-      </w:pPr>
-      <w:r>
-        <w:rPr>
-          <w:color w:val="074F6A" w:themeColor="accent4" w:themeShade="80"/>
-        </w:rPr>
+      </w:pPr>
+      <w:r>
         <w:t>Enterprise Architecture</w:t>
       </w:r>
     </w:p>
@@ -221,14 +215,8 @@
     <w:p>
       <w:pPr>
         <w:pStyle w:val="Heading3"/>
-        <w:rPr>
-          <w:color w:val="074F6A" w:themeColor="accent4" w:themeShade="80"/>
-        </w:rPr>
-      </w:pPr>
-      <w:r>
-        <w:rPr>
-          <w:color w:val="074F6A" w:themeColor="accent4" w:themeShade="80"/>
-        </w:rPr>
+      </w:pPr>
+      <w:r>
         <w:t>Component diagram</w:t>
       </w:r>
     </w:p>
@@ -346,28 +334,16 @@
     <w:p>
       <w:pPr>
         <w:pStyle w:val="Heading3"/>
-        <w:rPr>
-          <w:color w:val="074F6A" w:themeColor="accent4" w:themeShade="80"/>
-        </w:rPr>
-      </w:pPr>
-      <w:r>
-        <w:rPr>
-          <w:color w:val="074F6A" w:themeColor="accent4" w:themeShade="80"/>
-        </w:rPr>
+      </w:pPr>
+      <w:r>
         <w:t xml:space="preserve">Core Front End </w:t>
       </w:r>
       <w:proofErr w:type="gramStart"/>
       <w:r>
-        <w:rPr>
-          <w:color w:val="074F6A" w:themeColor="accent4" w:themeShade="80"/>
-        </w:rPr>
         <w:t>application</w:t>
       </w:r>
       <w:proofErr w:type="gramEnd"/>
       <w:r>
-        <w:rPr>
-          <w:color w:val="074F6A" w:themeColor="accent4" w:themeShade="80"/>
-        </w:rPr>
         <w:t xml:space="preserve"> Flow</w:t>
       </w:r>
     </w:p>
@@ -528,34 +504,21 @@
     <w:p>
       <w:pPr>
         <w:pStyle w:val="Heading3"/>
-        <w:rPr>
-          <w:color w:val="074F6A" w:themeColor="accent4" w:themeShade="80"/>
-        </w:rPr>
-      </w:pPr>
-      <w:r>
-        <w:rPr>
-          <w:color w:val="074F6A" w:themeColor="accent4" w:themeShade="80"/>
-        </w:rPr>
+      </w:pPr>
+      <w:r>
         <w:t>Dev Ops diagram</w:t>
       </w:r>
     </w:p>
     <w:p>
       <w:pPr>
         <w:pStyle w:val="Heading3"/>
-        <w:rPr>
-          <w:color w:val="074F6A" w:themeColor="accent4" w:themeShade="80"/>
-        </w:rPr>
-      </w:pPr>
-      <w:r>
-        <w:rPr>
-          <w:color w:val="074F6A" w:themeColor="accent4" w:themeShade="80"/>
-        </w:rPr>
+      </w:pPr>
+      <w:r>
         <w:t xml:space="preserve"> </w:t>
       </w:r>
       <w:r>
         <w:rPr>
           <w:noProof/>
-          <w:color w:val="074F6A" w:themeColor="accent4" w:themeShade="80"/>
         </w:rPr>
         <w:drawing>
           <wp:inline distT="0" distB="0" distL="0" distR="0" wp14:anchorId="42C42319" wp14:editId="21E39067">
@@ -859,14 +822,8 @@
     <w:p>
       <w:pPr>
         <w:pStyle w:val="Heading2"/>
-        <w:rPr>
-          <w:color w:val="074F6A" w:themeColor="accent4" w:themeShade="80"/>
-        </w:rPr>
-      </w:pPr>
-      <w:r>
-        <w:rPr>
-          <w:color w:val="074F6A" w:themeColor="accent4" w:themeShade="80"/>
-        </w:rPr>
+      </w:pPr>
+      <w:r>
         <w:t>Meta introduction:</w:t>
       </w:r>
     </w:p>
@@ -1081,28 +1038,16 @@
     <w:p>
       <w:pPr>
         <w:pStyle w:val="Heading2"/>
-        <w:rPr>
-          <w:color w:val="074F6A" w:themeColor="accent4" w:themeShade="80"/>
-        </w:rPr>
-      </w:pPr>
-      <w:r>
-        <w:rPr>
-          <w:color w:val="074F6A" w:themeColor="accent4" w:themeShade="80"/>
-        </w:rPr>
+      </w:pPr>
+      <w:r>
         <w:t>Diagrams</w:t>
       </w:r>
     </w:p>
     <w:p>
       <w:pPr>
         <w:pStyle w:val="Heading3"/>
-        <w:rPr>
-          <w:color w:val="074F6A" w:themeColor="accent4" w:themeShade="80"/>
-        </w:rPr>
-      </w:pPr>
-      <w:r>
-        <w:rPr>
-          <w:color w:val="074F6A" w:themeColor="accent4" w:themeShade="80"/>
-        </w:rPr>
+      </w:pPr>
+      <w:r>
         <w:t>Data model</w:t>
       </w:r>
     </w:p>
@@ -1326,14 +1271,8 @@
     <w:p>
       <w:pPr>
         <w:pStyle w:val="Heading3"/>
-        <w:rPr>
-          <w:color w:val="074F6A" w:themeColor="accent4" w:themeShade="80"/>
-        </w:rPr>
-      </w:pPr>
-      <w:r>
-        <w:rPr>
-          <w:color w:val="074F6A" w:themeColor="accent4" w:themeShade="80"/>
-        </w:rPr>
+      </w:pPr>
+      <w:r>
         <w:lastRenderedPageBreak/>
         <w:t xml:space="preserve">Data Pipeline Flow example. </w:t>
       </w:r>
@@ -1565,6 +1504,175 @@
         <w:t xml:space="preserve">Mentioning the ability to do incremental and full loads of data, from full data sets, let’s not brag about what we do not do. </w:t>
       </w:r>
     </w:p>
+    <w:p>
+      <w:pPr>
+        <w:pStyle w:val="Heading1"/>
+      </w:pPr>
+      <w:r>
+        <w:t>Development Operations (Dev Ops)</w:t>
+      </w:r>
+    </w:p>
+    <w:p>
+      <w:pPr>
+        <w:pStyle w:val="Heading2"/>
+      </w:pPr>
+      <w:r>
+        <w:t>Meta Introduction.</w:t>
+      </w:r>
+    </w:p>
+    <w:p>
+      <w:r>
+        <w:t xml:space="preserve">The value of using the transformer architecture (LLMs) coupled with an agentic infrastructure to write code and manage Dev Ops workflows is transformative and not yet measurable in terms of the way that these technologies are and </w:t>
+      </w:r>
+      <w:proofErr w:type="gramStart"/>
+      <w:r>
+        <w:t>will  transform</w:t>
+      </w:r>
+      <w:proofErr w:type="gramEnd"/>
+      <w:r>
+        <w:t xml:space="preserve"> </w:t>
+      </w:r>
+      <w:proofErr w:type="gramStart"/>
+      <w:r>
+        <w:t>each and every</w:t>
+      </w:r>
+      <w:proofErr w:type="gramEnd"/>
+      <w:r>
+        <w:t xml:space="preserve"> IT role, potentially eliminating some roles </w:t>
+      </w:r>
+      <w:r>
+        <w:t>completely</w:t>
+      </w:r>
+      <w:r>
+        <w:t xml:space="preserve">. The immensity of the coming change rivals and potentially transforms the global economy and work style as the internet did over the last 35 years. Both IT and business roles associated with the creation and management of software adding value to an </w:t>
+      </w:r>
+      <w:proofErr w:type="gramStart"/>
+      <w:r>
+        <w:t>organizations</w:t>
+      </w:r>
+      <w:proofErr w:type="gramEnd"/>
+      <w:r>
+        <w:t xml:space="preserve"> mission and bottom line in the next decades is unmeasurable. But there is significant hazard. The code bots lie, manipulate, skip implementing some requirements and invent requirements that can literally bankrupt multi </w:t>
+      </w:r>
+      <w:proofErr w:type="gramStart"/>
+      <w:r>
+        <w:t>billion dollar</w:t>
+      </w:r>
+      <w:proofErr w:type="gramEnd"/>
+      <w:r>
+        <w:t xml:space="preserve"> </w:t>
+      </w:r>
+      <w:proofErr w:type="spellStart"/>
+      <w:r>
+        <w:t>organizaations</w:t>
+      </w:r>
+      <w:proofErr w:type="spellEnd"/>
+      <w:r>
+        <w:t>, kill and injure people as well as just create ‘crappy’ software. These risks recently were surfaced when OpenAI’s agent swarm invaded Hugging Face, and AI hosting platform</w:t>
+      </w:r>
+      <w:r>
+        <w:t xml:space="preserve">, and did so in a willfully deceitful manner. The Code bots are to be regarded as hostile actors that must be controlled via a rigorous 0-Trust security model, and with many governance gates that control both the code the code bots write and the rules that they must comply with. Without such governance, it will be impossible for the native AI company or team to create enterprise class software. </w:t>
+      </w:r>
+    </w:p>
+    <w:p>
+      <w:r>
+        <w:t>The Dev Ops architecture has thre</w:t>
+      </w:r>
+      <w:r>
+        <w:t>e</w:t>
+      </w:r>
+      <w:r>
+        <w:t xml:space="preserve"> main functions. </w:t>
+      </w:r>
+    </w:p>
+    <w:p>
+      <w:pPr>
+        <w:pStyle w:val="ListParagraph"/>
+        <w:numPr>
+          <w:ilvl w:val="0"/>
+          <w:numId w:val="9"/>
+        </w:numPr>
+      </w:pPr>
+      <w:r>
+        <w:t xml:space="preserve">Automation of release management </w:t>
+      </w:r>
+    </w:p>
+    <w:p>
+      <w:pPr>
+        <w:pStyle w:val="ListParagraph"/>
+        <w:numPr>
+          <w:ilvl w:val="0"/>
+          <w:numId w:val="9"/>
+        </w:numPr>
+      </w:pPr>
+      <w:r>
+        <w:t xml:space="preserve">Governing the </w:t>
+      </w:r>
+      <w:r>
+        <w:t>compliance,</w:t>
+      </w:r>
+      <w:r>
+        <w:t xml:space="preserve"> the code bots to a </w:t>
+      </w:r>
+      <w:r>
+        <w:t>well-documented</w:t>
+      </w:r>
+      <w:r>
+        <w:t xml:space="preserve"> set of </w:t>
+      </w:r>
+      <w:r>
+        <w:t>reequipments</w:t>
+      </w:r>
+      <w:r>
+        <w:t xml:space="preserve">, </w:t>
+      </w:r>
+      <w:r>
+        <w:t>architectures</w:t>
+      </w:r>
+      <w:r>
+        <w:t>, and designs</w:t>
+      </w:r>
+      <w:r>
+        <w:t xml:space="preserve"> via a business rule engine</w:t>
+      </w:r>
+      <w:r>
+        <w:t xml:space="preserve">. </w:t>
+      </w:r>
+    </w:p>
+    <w:p>
+      <w:pPr>
+        <w:pStyle w:val="ListParagraph"/>
+        <w:numPr>
+          <w:ilvl w:val="0"/>
+          <w:numId w:val="9"/>
+        </w:numPr>
+      </w:pPr>
+      <w:r>
+        <w:t>Controlling cost of resources by shutting them down or eliminating them when they are not needed.</w:t>
+      </w:r>
+    </w:p>
+    <w:p>
+      <w:r>
+        <w:t xml:space="preserve">This chapter documents these 3 major capabilities as they currently exist assisting ChatHealthy.ai build and maintain a major consumer advise service capable of simultaneously and efficiently </w:t>
+      </w:r>
+      <w:proofErr w:type="gramStart"/>
+      <w:r>
+        <w:t>serve</w:t>
+      </w:r>
+      <w:proofErr w:type="gramEnd"/>
+      <w:r>
+        <w:t xml:space="preserve"> millions of users. </w:t>
+      </w:r>
+    </w:p>
+    <w:p>
+      <w:pPr>
+        <w:pStyle w:val="Heading2"/>
+      </w:pPr>
+      <w:r>
+        <w:t>Diagrams</w:t>
+      </w:r>
+    </w:p>
+    <w:p/>
     <w:p/>
     <w:p>
       <w:pPr>
@@ -2095,6 +2203,119 @@
     </w:lvl>
   </w:abstractNum>
   <w:abstractNum w:abstractNumId="5" w15:restartNumberingAfterBreak="0">
+    <w:nsid w:val="3F445EF9"/>
+    <w:multiLevelType w:val="hybridMultilevel"/>
+    <w:tmpl w:val="689A5DB4"/>
+    <w:lvl w:ilvl="0" w:tplc="04090001">
+      <w:start w:val="1"/>
+      <w:numFmt w:val="bullet"/>
+      <w:lvlText w:val=""/>
+      <w:lvlJc w:val="left"/>
+      <w:pPr>
+        <w:ind w:left="720" w:hanging="360"/>
+      </w:pPr>
+      <w:rPr>
+        <w:rFonts w:ascii="Symbol" w:hAnsi="Symbol" w:hint="default"/>
+      </w:rPr>
+    </w:lvl>
+    <w:lvl w:ilvl="1" w:tplc="04090003" w:tentative="1">
+      <w:start w:val="1"/>
+      <w:numFmt w:val="bullet"/>
+      <w:lvlText w:val="o"/>
+      <w:lvlJc w:val="left"/>
+      <w:pPr>
+        <w:ind w:left="1440" w:hanging="360"/>
+      </w:pPr>
+      <w:rPr>
+        <w:rFonts w:ascii="Courier New" w:hAnsi="Courier New" w:cs="Courier New" w:hint="default"/>
+      </w:rPr>
+    </w:lvl>
+    <w:lvl w:ilvl="2" w:tplc="04090005" w:tentative="1">
+      <w:start w:val="1"/>
+      <w:numFmt w:val="bullet"/>
+      <w:lvlText w:val=""/>
+      <w:lvlJc w:val="left"/>
+      <w:pPr>
+        <w:ind w:left="2160" w:hanging="360"/>
+      </w:pPr>
+      <w:rPr>
+        <w:rFonts w:ascii="Wingdings" w:hAnsi="Wingdings" w:hint="default"/>
+      </w:rPr>
+    </w:lvl>
+    <w:lvl w:ilvl="3" w:tplc="04090001" w:tentative="1">
+      <w:start w:val="1"/>
+      <w:numFmt w:val="bullet"/>
+      <w:lvlText w:val=""/>
+      <w:lvlJc w:val="left"/>
+      <w:pPr>
+        <w:ind w:left="2880" w:hanging="360"/>
+      </w:pPr>
+      <w:rPr>
+        <w:rFonts w:ascii="Symbol" w:hAnsi="Symbol" w:hint="default"/>
+      </w:rPr>
+    </w:lvl>
+    <w:lvl w:ilvl="4" w:tplc="04090003" w:tentative="1">
+      <w:start w:val="1"/>
+      <w:numFmt w:val="bullet"/>
+      <w:lvlText w:val="o"/>
+      <w:lvlJc w:val="left"/>
+      <w:pPr>
+        <w:ind w:left="3600" w:hanging="360"/>
+      </w:pPr>
+      <w:rPr>
+        <w:rFonts w:ascii="Courier New" w:hAnsi="Courier New" w:cs="Courier New" w:hint="default"/>
+      </w:rPr>
+    </w:lvl>
+    <w:lvl w:ilvl="5" w:tplc="04090005" w:tentative="1">
+      <w:start w:val="1"/>
+      <w:numFmt w:val="bullet"/>
+      <w:lvlText w:val=""/>
+      <w:lvlJc w:val="left"/>
+      <w:pPr>
+        <w:ind w:left="4320" w:hanging="360"/>
+      </w:pPr>
+      <w:rPr>
+        <w:rFonts w:ascii="Wingdings" w:hAnsi="Wingdings" w:hint="default"/>
+      </w:rPr>
+    </w:lvl>
+    <w:lvl w:ilvl="6" w:tplc="04090001" w:tentative="1">
+      <w:start w:val="1"/>
+      <w:numFmt w:val="bullet"/>
+      <w:lvlText w:val=""/>
+      <w:lvlJc w:val="left"/>
+      <w:pPr>
+        <w:ind w:left="5040" w:hanging="360"/>
+      </w:pPr>
+      <w:rPr>
+        <w:rFonts w:ascii="Symbol" w:hAnsi="Symbol" w:hint="default"/>
+      </w:rPr>
+    </w:lvl>
+    <w:lvl w:ilvl="7" w:tplc="04090003" w:tentative="1">
+      <w:start w:val="1"/>
+      <w:numFmt w:val="bullet"/>
+      <w:lvlText w:val="o"/>
+      <w:lvlJc w:val="left"/>
+      <w:pPr>
+        <w:ind w:left="5760" w:hanging="360"/>
+      </w:pPr>
+      <w:rPr>
+        <w:rFonts w:ascii="Courier New" w:hAnsi="Courier New" w:cs="Courier New" w:hint="default"/>
+      </w:rPr>
+    </w:lvl>
+    <w:lvl w:ilvl="8" w:tplc="04090005" w:tentative="1">
+      <w:start w:val="1"/>
+      <w:numFmt w:val="bullet"/>
+      <w:lvlText w:val=""/>
+      <w:lvlJc w:val="left"/>
+      <w:pPr>
+        <w:ind w:left="6480" w:hanging="360"/>
+      </w:pPr>
+      <w:rPr>
+        <w:rFonts w:ascii="Wingdings" w:hAnsi="Wingdings" w:hint="default"/>
+      </w:rPr>
+    </w:lvl>
+  </w:abstractNum>
+  <w:abstractNum w:abstractNumId="6" w15:restartNumberingAfterBreak="0">
     <w:nsid w:val="44AC4AB2"/>
     <w:multiLevelType w:val="hybridMultilevel"/>
     <w:tmpl w:val="C93EDD40"/>
@@ -2180,7 +2401,7 @@
       </w:pPr>
     </w:lvl>
   </w:abstractNum>
-  <w:abstractNum w:abstractNumId="6" w15:restartNumberingAfterBreak="0">
+  <w:abstractNum w:abstractNumId="7" w15:restartNumberingAfterBreak="0">
     <w:nsid w:val="69F661C4"/>
     <w:multiLevelType w:val="hybridMultilevel"/>
     <w:tmpl w:val="A3546F7E"/>
@@ -2269,7 +2490,7 @@
       </w:pPr>
     </w:lvl>
   </w:abstractNum>
-  <w:abstractNum w:abstractNumId="7" w15:restartNumberingAfterBreak="0">
+  <w:abstractNum w:abstractNumId="8" w15:restartNumberingAfterBreak="0">
     <w:nsid w:val="7FA52C8A"/>
     <w:multiLevelType w:val="hybridMultilevel"/>
     <w:tmpl w:val="DF7C499C"/>
@@ -2362,13 +2583,13 @@
     <w:abstractNumId w:val="3"/>
   </w:num>
   <w:num w:numId="3" w16cid:durableId="615215808">
-    <w:abstractNumId w:val="7"/>
+    <w:abstractNumId w:val="8"/>
   </w:num>
   <w:num w:numId="4" w16cid:durableId="164173669">
     <w:abstractNumId w:val="4"/>
   </w:num>
   <w:num w:numId="5" w16cid:durableId="300228372">
-    <w:abstractNumId w:val="6"/>
+    <w:abstractNumId w:val="7"/>
   </w:num>
   <w:num w:numId="6" w16cid:durableId="2085881356">
     <w:abstractNumId w:val="1"/>
@@ -2377,6 +2598,9 @@
     <w:abstractNumId w:val="2"/>
   </w:num>
   <w:num w:numId="8" w16cid:durableId="68312348">
+    <w:abstractNumId w:val="6"/>
+  </w:num>
+  <w:num w:numId="9" w16cid:durableId="861674322">
     <w:abstractNumId w:val="5"/>
   </w:num>
 </w:numbering>

--- a/architecture/TargetArchitecture/WebArchitectureGuidance.docx
+++ b/architecture/TargetArchitecture/WebArchitectureGuidance.docx
@@ -1552,11 +1552,19 @@
       </w:r>
       <w:proofErr w:type="gramEnd"/>
       <w:r>
-        <w:t xml:space="preserve"> mission and bottom line in the next decades is unmeasurable. But there is significant hazard. The code bots lie, manipulate, skip implementing some requirements and invent requirements that can literally bankrupt multi </w:t>
+        <w:t xml:space="preserve"> mission and bottom line in the next decades is unmeasurable. But there is significant hazard. The code bots lie, manipulate, skip implementing some requirements and invent requirements that can literally bankrupt </w:t>
+      </w:r>
+      <w:proofErr w:type="spellStart"/>
+      <w:r>
+        <w:t xml:space="preserve">multi </w:t>
       </w:r>
       <w:proofErr w:type="gramStart"/>
       <w:r>
-        <w:t>billion dollar</w:t>
+        <w:t>billion</w:t>
+      </w:r>
+      <w:proofErr w:type="spellEnd"/>
+      <w:r>
+        <w:t xml:space="preserve"> dollar</w:t>
       </w:r>
       <w:proofErr w:type="gramEnd"/>
       <w:r>
@@ -1672,12 +1680,202 @@
         <w:t>Diagrams</w:t>
       </w:r>
     </w:p>
-    <w:p/>
-    <w:p/>
-    <w:p>
-      <w:pPr>
-        <w:pStyle w:val="Heading1"/>
-      </w:pPr>
+    <w:p>
+      <w:pPr>
+        <w:pStyle w:val="Heading3"/>
+      </w:pPr>
+      <w:r>
+        <w:lastRenderedPageBreak/>
+        <w:t>Engineering rules</w:t>
+      </w:r>
+    </w:p>
+    <w:p>
+      <w:r>
+        <w:rPr>
+          <w:noProof/>
+        </w:rPr>
+        <w:drawing>
+          <wp:inline distT="0" distB="0" distL="0" distR="0" wp14:anchorId="5E9B71F6" wp14:editId="0C6FD512">
+            <wp:extent cx="5486400" cy="2755265"/>
+            <wp:effectExtent l="0" t="0" r="0" b="6985"/>
+            <wp:docPr id="706751355" name="Picture 1"/>
+            <wp:cNvGraphicFramePr/>
+            <a:graphic xmlns:a="http://schemas.openxmlformats.org/drawingml/2006/main">
+              <a:graphicData uri="http://schemas.openxmlformats.org/drawingml/2006/picture">
+                <pic:pic xmlns:pic="http://schemas.openxmlformats.org/drawingml/2006/picture">
+                  <pic:nvPicPr>
+                    <pic:cNvPr id="706751355" name=""/>
+                    <pic:cNvPicPr/>
+                  </pic:nvPicPr>
+                  <pic:blipFill>
+                    <a:blip r:embed="rId10"/>
+                    <a:stretch>
+                      <a:fillRect/>
+                    </a:stretch>
+                  </pic:blipFill>
+                  <pic:spPr>
+                    <a:xfrm>
+                      <a:off x="0" y="0"/>
+                      <a:ext cx="5486400" cy="2755265"/>
+                    </a:xfrm>
+                    <a:prstGeom prst="rect">
+                      <a:avLst/>
+                    </a:prstGeom>
+                  </pic:spPr>
+                </pic:pic>
+              </a:graphicData>
+            </a:graphic>
+          </wp:inline>
+        </w:drawing>
+      </w:r>
+    </w:p>
+    <w:p>
+      <w:pPr>
+        <w:rPr>
+          <w:rStyle w:val="SubtleEmphasis"/>
+        </w:rPr>
+      </w:pPr>
+      <w:r>
+        <w:rPr>
+          <w:rStyle w:val="SubtleEmphasis"/>
+        </w:rPr>
+        <w:t>Diagram 1:</w:t>
+      </w:r>
+    </w:p>
+    <w:p>
+      <w:pPr>
+        <w:rPr>
+          <w:rStyle w:val="SubtleEmphasis"/>
+        </w:rPr>
+      </w:pPr>
+      <w:r>
+        <w:rPr>
+          <w:noProof/>
+        </w:rPr>
+        <w:lastRenderedPageBreak/>
+        <w:drawing>
+          <wp:inline distT="0" distB="0" distL="0" distR="0" wp14:anchorId="28048D65" wp14:editId="625C4DCC">
+            <wp:extent cx="5943600" cy="5057775"/>
+            <wp:effectExtent l="0" t="0" r="0" b="9525"/>
+            <wp:docPr id="706751356" name="Picture 706751356"/>
+            <wp:cNvGraphicFramePr>
+              <a:graphicFrameLocks xmlns:a="http://schemas.openxmlformats.org/drawingml/2006/main" noChangeAspect="1"/>
+            </wp:cNvGraphicFramePr>
+            <a:graphic xmlns:a="http://schemas.openxmlformats.org/drawingml/2006/main">
+              <a:graphicData uri="http://schemas.openxmlformats.org/drawingml/2006/picture">
+                <pic:pic xmlns:pic="http://schemas.openxmlformats.org/drawingml/2006/picture">
+                  <pic:nvPicPr>
+                    <pic:cNvPr id="0" name="live_enforcement_class_model.png"/>
+                    <pic:cNvPicPr/>
+                  </pic:nvPicPr>
+                  <pic:blipFill>
+                    <a:blip r:embed="rId11"/>
+                    <a:stretch>
+                      <a:fillRect/>
+                    </a:stretch>
+                  </pic:blipFill>
+                  <pic:spPr>
+                    <a:xfrm>
+                      <a:off x="0" y="0"/>
+                      <a:ext cx="5943600" cy="5057775"/>
+                    </a:xfrm>
+                    <a:prstGeom prst="rect">
+                      <a:avLst/>
+                    </a:prstGeom>
+                  </pic:spPr>
+                </pic:pic>
+              </a:graphicData>
+            </a:graphic>
+          </wp:inline>
+        </w:drawing>
+      </w:r>
+    </w:p>
+    <w:p>
+      <w:pPr>
+        <w:rPr>
+          <w:rStyle w:val="SubtleEmphasis"/>
+        </w:rPr>
+      </w:pPr>
+      <w:r>
+        <w:rPr>
+          <w:rStyle w:val="SubtleEmphasis"/>
+        </w:rPr>
+        <w:t>Diagram2:</w:t>
+      </w:r>
+    </w:p>
+    <w:p>
+      <w:r>
+        <w:t xml:space="preserve">Diagram </w:t>
+      </w:r>
+      <w:r>
+        <w:t xml:space="preserve">1 &amp; 2 </w:t>
+      </w:r>
+      <w:r>
+        <w:t>Notes:</w:t>
+      </w:r>
+    </w:p>
+    <w:p>
+      <w:pPr>
+        <w:pStyle w:val="ListParagraph"/>
+        <w:numPr>
+          <w:ilvl w:val="0"/>
+          <w:numId w:val="10"/>
+        </w:numPr>
+      </w:pPr>
+      <w:r>
+        <w:t>Remove the footer</w:t>
+      </w:r>
+      <w:r>
+        <w:t>s</w:t>
+      </w:r>
+      <w:r>
+        <w:t xml:space="preserve">. </w:t>
+      </w:r>
+    </w:p>
+    <w:p>
+      <w:pPr>
+        <w:pStyle w:val="ListParagraph"/>
+        <w:numPr>
+          <w:ilvl w:val="0"/>
+          <w:numId w:val="10"/>
+        </w:numPr>
+      </w:pPr>
+      <w:proofErr w:type="gramStart"/>
+      <w:r>
+        <w:t>Otherwise</w:t>
+      </w:r>
+      <w:proofErr w:type="gramEnd"/>
+      <w:r>
+        <w:t xml:space="preserve"> diagram</w:t>
+      </w:r>
+      <w:r>
+        <w:t>s</w:t>
+      </w:r>
+      <w:r>
+        <w:t xml:space="preserve"> </w:t>
+      </w:r>
+      <w:r>
+        <w:t>are</w:t>
+      </w:r>
+      <w:r>
+        <w:t xml:space="preserve"> perfect.</w:t>
+      </w:r>
+    </w:p>
+    <w:p>
+      <w:pPr>
+        <w:pStyle w:val="Heading3"/>
+      </w:pPr>
+      <w:r>
+        <w:t>Engineering rule description:</w:t>
+      </w:r>
+    </w:p>
+    <w:p>
+      <w:r>
+        <w:t xml:space="preserve">At the core of ChatHealthy’s governance platform are our engineering rules. </w:t>
+      </w:r>
+      <w:r>
+        <w:t>The system has a robust solution built on top of Anthopic’s Web Hook infrastructure</w:t>
+      </w:r>
     </w:p>
     <w:sectPr>
       <w:pgSz w:w="12240" w:h="15840" w:code="1"/>
@@ -2090,6 +2288,119 @@
     </w:lvl>
   </w:abstractNum>
   <w:abstractNum w:abstractNumId="4" w15:restartNumberingAfterBreak="0">
+    <w:nsid w:val="3C4318D9"/>
+    <w:multiLevelType w:val="hybridMultilevel"/>
+    <w:tmpl w:val="D7DA73C4"/>
+    <w:lvl w:ilvl="0" w:tplc="04090001">
+      <w:start w:val="1"/>
+      <w:numFmt w:val="bullet"/>
+      <w:lvlText w:val=""/>
+      <w:lvlJc w:val="left"/>
+      <w:pPr>
+        <w:ind w:left="720" w:hanging="360"/>
+      </w:pPr>
+      <w:rPr>
+        <w:rFonts w:ascii="Symbol" w:hAnsi="Symbol" w:hint="default"/>
+      </w:rPr>
+    </w:lvl>
+    <w:lvl w:ilvl="1" w:tplc="04090003" w:tentative="1">
+      <w:start w:val="1"/>
+      <w:numFmt w:val="bullet"/>
+      <w:lvlText w:val="o"/>
+      <w:lvlJc w:val="left"/>
+      <w:pPr>
+        <w:ind w:left="1440" w:hanging="360"/>
+      </w:pPr>
+      <w:rPr>
+        <w:rFonts w:ascii="Courier New" w:hAnsi="Courier New" w:cs="Courier New" w:hint="default"/>
+      </w:rPr>
+    </w:lvl>
+    <w:lvl w:ilvl="2" w:tplc="04090005" w:tentative="1">
+      <w:start w:val="1"/>
+      <w:numFmt w:val="bullet"/>
+      <w:lvlText w:val=""/>
+      <w:lvlJc w:val="left"/>
+      <w:pPr>
+        <w:ind w:left="2160" w:hanging="360"/>
+      </w:pPr>
+      <w:rPr>
+        <w:rFonts w:ascii="Wingdings" w:hAnsi="Wingdings" w:hint="default"/>
+      </w:rPr>
+    </w:lvl>
+    <w:lvl w:ilvl="3" w:tplc="04090001" w:tentative="1">
+      <w:start w:val="1"/>
+      <w:numFmt w:val="bullet"/>
+      <w:lvlText w:val=""/>
+      <w:lvlJc w:val="left"/>
+      <w:pPr>
+        <w:ind w:left="2880" w:hanging="360"/>
+      </w:pPr>
+      <w:rPr>
+        <w:rFonts w:ascii="Symbol" w:hAnsi="Symbol" w:hint="default"/>
+      </w:rPr>
+    </w:lvl>
+    <w:lvl w:ilvl="4" w:tplc="04090003" w:tentative="1">
+      <w:start w:val="1"/>
+      <w:numFmt w:val="bullet"/>
+      <w:lvlText w:val="o"/>
+      <w:lvlJc w:val="left"/>
+      <w:pPr>
+        <w:ind w:left="3600" w:hanging="360"/>
+      </w:pPr>
+      <w:rPr>
+        <w:rFonts w:ascii="Courier New" w:hAnsi="Courier New" w:cs="Courier New" w:hint="default"/>
+      </w:rPr>
+    </w:lvl>
+    <w:lvl w:ilvl="5" w:tplc="04090005" w:tentative="1">
+      <w:start w:val="1"/>
+      <w:numFmt w:val="bullet"/>
+      <w:lvlText w:val=""/>
+      <w:lvlJc w:val="left"/>
+      <w:pPr>
+        <w:ind w:left="4320" w:hanging="360"/>
+      </w:pPr>
+      <w:rPr>
+        <w:rFonts w:ascii="Wingdings" w:hAnsi="Wingdings" w:hint="default"/>
+      </w:rPr>
+    </w:lvl>
+    <w:lvl w:ilvl="6" w:tplc="04090001" w:tentative="1">
+      <w:start w:val="1"/>
+      <w:numFmt w:val="bullet"/>
+      <w:lvlText w:val=""/>
+      <w:lvlJc w:val="left"/>
+      <w:pPr>
+        <w:ind w:left="5040" w:hanging="360"/>
+      </w:pPr>
+      <w:rPr>
+        <w:rFonts w:ascii="Symbol" w:hAnsi="Symbol" w:hint="default"/>
+      </w:rPr>
+    </w:lvl>
+    <w:lvl w:ilvl="7" w:tplc="04090003" w:tentative="1">
+      <w:start w:val="1"/>
+      <w:numFmt w:val="bullet"/>
+      <w:lvlText w:val="o"/>
+      <w:lvlJc w:val="left"/>
+      <w:pPr>
+        <w:ind w:left="5760" w:hanging="360"/>
+      </w:pPr>
+      <w:rPr>
+        <w:rFonts w:ascii="Courier New" w:hAnsi="Courier New" w:cs="Courier New" w:hint="default"/>
+      </w:rPr>
+    </w:lvl>
+    <w:lvl w:ilvl="8" w:tplc="04090005" w:tentative="1">
+      <w:start w:val="1"/>
+      <w:numFmt w:val="bullet"/>
+      <w:lvlText w:val=""/>
+      <w:lvlJc w:val="left"/>
+      <w:pPr>
+        <w:ind w:left="6480" w:hanging="360"/>
+      </w:pPr>
+      <w:rPr>
+        <w:rFonts w:ascii="Wingdings" w:hAnsi="Wingdings" w:hint="default"/>
+      </w:rPr>
+    </w:lvl>
+  </w:abstractNum>
+  <w:abstractNum w:abstractNumId="5" w15:restartNumberingAfterBreak="0">
     <w:nsid w:val="3ED12300"/>
     <w:multiLevelType w:val="hybridMultilevel"/>
     <w:tmpl w:val="C4C43224"/>
@@ -2202,7 +2513,7 @@
       </w:rPr>
     </w:lvl>
   </w:abstractNum>
-  <w:abstractNum w:abstractNumId="5" w15:restartNumberingAfterBreak="0">
+  <w:abstractNum w:abstractNumId="6" w15:restartNumberingAfterBreak="0">
     <w:nsid w:val="3F445EF9"/>
     <w:multiLevelType w:val="hybridMultilevel"/>
     <w:tmpl w:val="689A5DB4"/>
@@ -2315,7 +2626,7 @@
       </w:rPr>
     </w:lvl>
   </w:abstractNum>
-  <w:abstractNum w:abstractNumId="6" w15:restartNumberingAfterBreak="0">
+  <w:abstractNum w:abstractNumId="7" w15:restartNumberingAfterBreak="0">
     <w:nsid w:val="44AC4AB2"/>
     <w:multiLevelType w:val="hybridMultilevel"/>
     <w:tmpl w:val="C93EDD40"/>
@@ -2401,7 +2712,7 @@
       </w:pPr>
     </w:lvl>
   </w:abstractNum>
-  <w:abstractNum w:abstractNumId="7" w15:restartNumberingAfterBreak="0">
+  <w:abstractNum w:abstractNumId="8" w15:restartNumberingAfterBreak="0">
     <w:nsid w:val="69F661C4"/>
     <w:multiLevelType w:val="hybridMultilevel"/>
     <w:tmpl w:val="A3546F7E"/>
@@ -2490,7 +2801,7 @@
       </w:pPr>
     </w:lvl>
   </w:abstractNum>
-  <w:abstractNum w:abstractNumId="8" w15:restartNumberingAfterBreak="0">
+  <w:abstractNum w:abstractNumId="9" w15:restartNumberingAfterBreak="0">
     <w:nsid w:val="7FA52C8A"/>
     <w:multiLevelType w:val="hybridMultilevel"/>
     <w:tmpl w:val="DF7C499C"/>
@@ -2583,13 +2894,13 @@
     <w:abstractNumId w:val="3"/>
   </w:num>
   <w:num w:numId="3" w16cid:durableId="615215808">
-    <w:abstractNumId w:val="8"/>
+    <w:abstractNumId w:val="9"/>
   </w:num>
   <w:num w:numId="4" w16cid:durableId="164173669">
-    <w:abstractNumId w:val="4"/>
+    <w:abstractNumId w:val="5"/>
   </w:num>
   <w:num w:numId="5" w16cid:durableId="300228372">
-    <w:abstractNumId w:val="7"/>
+    <w:abstractNumId w:val="8"/>
   </w:num>
   <w:num w:numId="6" w16cid:durableId="2085881356">
     <w:abstractNumId w:val="1"/>
@@ -2598,10 +2909,13 @@
     <w:abstractNumId w:val="2"/>
   </w:num>
   <w:num w:numId="8" w16cid:durableId="68312348">
+    <w:abstractNumId w:val="7"/>
+  </w:num>
+  <w:num w:numId="9" w16cid:durableId="861674322">
     <w:abstractNumId w:val="6"/>
   </w:num>
-  <w:num w:numId="9" w16cid:durableId="861674322">
-    <w:abstractNumId w:val="5"/>
+  <w:num w:numId="10" w16cid:durableId="1917936317">
+    <w:abstractNumId w:val="4"/>
   </w:num>
 </w:numbering>
 </file>
@@ -3545,6 +3859,18 @@
       <w:spacing w:val="5"/>
     </w:rPr>
   </w:style>
+  <w:style w:type="character" w:styleId="SubtleEmphasis">
+    <w:name w:val="Subtle Emphasis"/>
+    <w:basedOn w:val="DefaultParagraphFont"/>
+    <w:uiPriority w:val="19"/>
+    <w:qFormat/>
+    <w:rsid w:val="00ED7865"/>
+    <w:rPr>
+      <w:i/>
+      <w:iCs/>
+      <w:color w:val="404040" w:themeColor="text1" w:themeTint="BF"/>
+    </w:rPr>
+  </w:style>
 </w:styles>
 </file>
 

--- a/architecture/TargetArchitecture/WebArchitectureGuidance.docx
+++ b/architecture/TargetArchitecture/WebArchitectureGuidance.docx
@@ -1877,6 +1877,607 @@
         <w:t>The system has a robust solution built on top of Anthopic’s Web Hook infrastructure</w:t>
       </w:r>
     </w:p>
+    <w:p>
+      <w:pPr>
+        <w:pStyle w:val="Heading1"/>
+      </w:pPr>
+      <w:r>
+        <w:t>Schemas</w:t>
+      </w:r>
+    </w:p>
+    <w:p>
+      <w:r>
+        <w:t>ChatHealthy serves its JSON schemas at {env}.chathealthy.ai/schemas/. Each schema below is listed by its existence and what it specifies - not its field-level content. Every ChatHealthy JSON artifact declares one of these as its $schema.</w:t>
+      </w:r>
+    </w:p>
+    <w:tbl>
+      <w:tblPr>
+        <w:tblW w:type="auto" w:w="0"/>
+        <w:tblLook w:firstColumn="1" w:firstRow="1" w:lastColumn="0" w:lastRow="0" w:noHBand="0" w:noVBand="1" w:val="04A0"/>
+      </w:tblPr>
+      <w:tblGrid>
+        <w:gridCol w:w="4680"/>
+        <w:gridCol w:w="4680"/>
+      </w:tblGrid>
+      <w:tr>
+        <w:tc>
+          <w:tcPr>
+            <w:tcW w:type="dxa" w:w="4680"/>
+          </w:tcPr>
+          <w:p>
+            <w:r>
+              <w:rPr>
+                <w:b/>
+              </w:rPr>
+              <w:t>Schema</w:t>
+            </w:r>
+          </w:p>
+        </w:tc>
+        <w:tc>
+          <w:tcPr>
+            <w:tcW w:type="dxa" w:w="4680"/>
+          </w:tcPr>
+          <w:p>
+            <w:r>
+              <w:rPr>
+                <w:b/>
+              </w:rPr>
+              <w:t>What it specifies</w:t>
+            </w:r>
+          </w:p>
+        </w:tc>
+      </w:tr>
+      <w:tr>
+        <w:tc>
+          <w:tcPr>
+            <w:tcW w:type="dxa" w:w="4680"/>
+          </w:tcPr>
+          <w:p>
+            <w:r>
+              <w:t>ChatHealthyAgileBacklogSchema</w:t>
+            </w:r>
+          </w:p>
+        </w:tc>
+        <w:tc>
+          <w:tcPr>
+            <w:tcW w:type="dxa" w:w="4680"/>
+          </w:tcPr>
+          <w:p>
+            <w:r>
+              <w:t>The epics, features, stories, and boolean-testable requirements for ChatHealthy.</w:t>
+            </w:r>
+          </w:p>
+        </w:tc>
+      </w:tr>
+      <w:tr>
+        <w:tc>
+          <w:tcPr>
+            <w:tcW w:type="dxa" w:w="4680"/>
+          </w:tcPr>
+          <w:p>
+            <w:r>
+              <w:t>ChatHealthyBugsSchema</w:t>
+            </w:r>
+          </w:p>
+        </w:tc>
+        <w:tc>
+          <w:tcPr>
+            <w:tcW w:type="dxa" w:w="4680"/>
+          </w:tcPr>
+          <w:p>
+            <w:r>
+              <w:t>Bug records, each traced to a backlog requirement and story unless marked orphan.</w:t>
+            </w:r>
+          </w:p>
+        </w:tc>
+      </w:tr>
+      <w:tr>
+        <w:tc>
+          <w:tcPr>
+            <w:tcW w:type="dxa" w:w="4680"/>
+          </w:tcPr>
+          <w:p>
+            <w:r>
+              <w:t>ChatHealthyBuildArchitectureSchema</w:t>
+            </w:r>
+          </w:p>
+        </w:tc>
+        <w:tc>
+          <w:tcPr>
+            <w:tcW w:type="dxa" w:w="4680"/>
+          </w:tcPr>
+          <w:p>
+            <w:r>
+              <w:t>Where the build reads source from; distinct from what is deployed.</w:t>
+            </w:r>
+          </w:p>
+        </w:tc>
+      </w:tr>
+      <w:tr>
+        <w:tc>
+          <w:tcPr>
+            <w:tcW w:type="dxa" w:w="4680"/>
+          </w:tcPr>
+          <w:p>
+            <w:r>
+              <w:t>ChatHealthyBuildPackageManifestSchema</w:t>
+            </w:r>
+          </w:p>
+        </w:tc>
+        <w:tc>
+          <w:tcPr>
+            <w:tcW w:type="dxa" w:w="4680"/>
+          </w:tcPr>
+          <w:p>
+            <w:r>
+              <w:t>The per-target build-package manifest emitted alongside the deploy bytes.</w:t>
+            </w:r>
+          </w:p>
+        </w:tc>
+      </w:tr>
+      <w:tr>
+        <w:tc>
+          <w:tcPr>
+            <w:tcW w:type="dxa" w:w="4680"/>
+          </w:tcPr>
+          <w:p>
+            <w:r>
+              <w:t>ChatHealthyDBVersionsSchema</w:t>
+            </w:r>
+          </w:p>
+        </w:tc>
+        <w:tc>
+          <w:tcPr>
+            <w:tcW w:type="dxa" w:w="4680"/>
+          </w:tcPr>
+          <w:p>
+            <w:r>
+              <w:t>The active runtime data-collection paths per environment per deployment target.</w:t>
+            </w:r>
+          </w:p>
+        </w:tc>
+      </w:tr>
+      <w:tr>
+        <w:tc>
+          <w:tcPr>
+            <w:tcW w:type="dxa" w:w="4680"/>
+          </w:tcPr>
+          <w:p>
+            <w:r>
+              <w:t>ChatHealthyDeploymentArchitectureSchema</w:t>
+            </w:r>
+          </w:p>
+        </w:tc>
+        <w:tc>
+          <w:tcPr>
+            <w:tcW w:type="dxa" w:w="4680"/>
+          </w:tcPr>
+          <w:p>
+            <w:r>
+              <w:t>The deployment-architecture record: what is deployed and where it goes.</w:t>
+            </w:r>
+          </w:p>
+        </w:tc>
+      </w:tr>
+      <w:tr>
+        <w:tc>
+          <w:tcPr>
+            <w:tcW w:type="dxa" w:w="4680"/>
+          </w:tcPr>
+          <w:p>
+            <w:r>
+              <w:t>ChatHealthyDevOpsUtteranceSchema</w:t>
+            </w:r>
+          </w:p>
+        </w:tc>
+        <w:tc>
+          <w:tcPr>
+            <w:tcW w:type="dxa" w:w="4680"/>
+          </w:tcPr>
+          <w:p>
+            <w:r>
+              <w:t>One utterance in the conversation archive: what was said, by whom, when, and its classification.</w:t>
+            </w:r>
+          </w:p>
+        </w:tc>
+      </w:tr>
+      <w:tr>
+        <w:tc>
+          <w:tcPr>
+            <w:tcW w:type="dxa" w:w="4680"/>
+          </w:tcPr>
+          <w:p>
+            <w:r>
+              <w:t>ChatHealthyErrorsSchema</w:t>
+            </w:r>
+          </w:p>
+        </w:tc>
+        <w:tc>
+          <w:tcPr>
+            <w:tcW w:type="dxa" w:w="4680"/>
+          </w:tcPr>
+          <w:p>
+            <w:r>
+              <w:t>The error-log record for ChatHealthy services.</w:t>
+            </w:r>
+          </w:p>
+        </w:tc>
+      </w:tr>
+      <w:tr>
+        <w:tc>
+          <w:tcPr>
+            <w:tcW w:type="dxa" w:w="4680"/>
+          </w:tcPr>
+          <w:p>
+            <w:r>
+              <w:t>ChatHealthyFacilityTaxonomyBucketSchema</w:t>
+            </w:r>
+          </w:p>
+        </w:tc>
+        <w:tc>
+          <w:tcPr>
+            <w:tcW w:type="dxa" w:w="4680"/>
+          </w:tcPr>
+          <w:p>
+            <w:r>
+              <w:t>A curated set of NUCC codes for one facility-filter macro-bucket.</w:t>
+            </w:r>
+          </w:p>
+        </w:tc>
+      </w:tr>
+      <w:tr>
+        <w:tc>
+          <w:tcPr>
+            <w:tcW w:type="dxa" w:w="4680"/>
+          </w:tcPr>
+          <w:p>
+            <w:r>
+              <w:t>ChatHealthyLogServiceConfigSchema</w:t>
+            </w:r>
+          </w:p>
+        </w:tc>
+        <w:tc>
+          <w:tcPr>
+            <w:tcW w:type="dxa" w:w="4680"/>
+          </w:tcPr>
+          <w:p>
+            <w:r>
+              <w:t>Configuration for the conversation-log drain Windows service.</w:t>
+            </w:r>
+          </w:p>
+        </w:tc>
+      </w:tr>
+      <w:tr>
+        <w:tc>
+          <w:tcPr>
+            <w:tcW w:type="dxa" w:w="4680"/>
+          </w:tcPr>
+          <w:p>
+            <w:r>
+              <w:t>ChatHealthyLogsSchema</w:t>
+            </w:r>
+          </w:p>
+        </w:tc>
+        <w:tc>
+          <w:tcPr>
+            <w:tcW w:type="dxa" w:w="4680"/>
+          </w:tcPr>
+          <w:p>
+            <w:r>
+              <w:t>One operational log document in Pipelines.Log_{env}.</w:t>
+            </w:r>
+          </w:p>
+        </w:tc>
+      </w:tr>
+      <w:tr>
+        <w:tc>
+          <w:tcPr>
+            <w:tcW w:type="dxa" w:w="4680"/>
+          </w:tcPr>
+          <w:p>
+            <w:r>
+              <w:t>ChatHealthyPipelineConfigSchema</w:t>
+            </w:r>
+          </w:p>
+        </w:tc>
+        <w:tc>
+          <w:tcPr>
+            <w:tcW w:type="dxa" w:w="4680"/>
+          </w:tcPr>
+          <w:p>
+            <w:r>
+              <w:t>Per-environment configuration for the data pipeline.</w:t>
+            </w:r>
+          </w:p>
+        </w:tc>
+      </w:tr>
+      <w:tr>
+        <w:tc>
+          <w:tcPr>
+            <w:tcW w:type="dxa" w:w="4680"/>
+          </w:tcPr>
+          <w:p>
+            <w:r>
+              <w:t>ChatHealthyProviderInputSchema</w:t>
+            </w:r>
+          </w:p>
+        </w:tc>
+        <w:tc>
+          <w:tcPr>
+            <w:tcW w:type="dxa" w:w="4680"/>
+          </w:tcPr>
+          <w:p>
+            <w:r>
+              <w:t>Provider data as received from NPPES, before any ChatHealthy transformation.</w:t>
+            </w:r>
+          </w:p>
+        </w:tc>
+      </w:tr>
+      <w:tr>
+        <w:tc>
+          <w:tcPr>
+            <w:tcW w:type="dxa" w:w="4680"/>
+          </w:tcPr>
+          <w:p>
+            <w:r>
+              <w:t>ChatHealthyProvidersSchema</w:t>
+            </w:r>
+          </w:p>
+        </w:tc>
+        <w:tc>
+          <w:tcPr>
+            <w:tcW w:type="dxa" w:w="4680"/>
+          </w:tcPr>
+          <w:p>
+            <w:r>
+              <w:t>A bundle of runtime healthcare provider records.</w:t>
+            </w:r>
+          </w:p>
+        </w:tc>
+      </w:tr>
+      <w:tr>
+        <w:tc>
+          <w:tcPr>
+            <w:tcW w:type="dxa" w:w="4680"/>
+          </w:tcPr>
+          <w:p>
+            <w:r>
+              <w:t>ChatHealthyRelaxedSchema</w:t>
+            </w:r>
+          </w:p>
+        </w:tc>
+        <w:tc>
+          <w:tcPr>
+            <w:tcW w:type="dxa" w:w="4680"/>
+          </w:tcPr>
+          <w:p>
+            <w:r>
+              <w:t>The placeholder schema a JSON file references until it has a specific one.</w:t>
+            </w:r>
+          </w:p>
+        </w:tc>
+      </w:tr>
+      <w:tr>
+        <w:tc>
+          <w:tcPr>
+            <w:tcW w:type="dxa" w:w="4680"/>
+          </w:tcPr>
+          <w:p>
+            <w:r>
+              <w:t>ChatHealthyRiskAcceptanceSchema</w:t>
+            </w:r>
+          </w:p>
+        </w:tc>
+        <w:tc>
+          <w:tcPr>
+            <w:tcW w:type="dxa" w:w="4680"/>
+          </w:tcPr>
+          <w:p>
+            <w:r>
+              <w:t>The formal risk-acceptance register.</w:t>
+            </w:r>
+          </w:p>
+        </w:tc>
+      </w:tr>
+      <w:tr>
+        <w:tc>
+          <w:tcPr>
+            <w:tcW w:type="dxa" w:w="4680"/>
+          </w:tcPr>
+          <w:p>
+            <w:r>
+              <w:t>ChatHealthySpecialtyClassificationCatalogSchema</w:t>
+            </w:r>
+          </w:p>
+        </w:tc>
+        <w:tc>
+          <w:tcPr>
+            <w:tcW w:type="dxa" w:w="4680"/>
+          </w:tcPr>
+          <w:p>
+            <w:r>
+              <w:t>The proprietary NUCC overlay: ChatHealthy flags plus the regulator-only supplement.</w:t>
+            </w:r>
+          </w:p>
+        </w:tc>
+      </w:tr>
+      <w:tr>
+        <w:tc>
+          <w:tcPr>
+            <w:tcW w:type="dxa" w:w="4680"/>
+          </w:tcPr>
+          <w:p>
+            <w:r>
+              <w:t>ChatHealthySpecialtyMetaDataSchema</w:t>
+            </w:r>
+          </w:p>
+        </w:tc>
+        <w:tc>
+          <w:tcPr>
+            <w:tcW w:type="dxa" w:w="4680"/>
+          </w:tcPr>
+          <w:p>
+            <w:r>
+              <w:t>The runtime specialty CodeSystem in MongoDB (NUCC-authoritative plus ChatHealthy supplement).</w:t>
+            </w:r>
+          </w:p>
+        </w:tc>
+      </w:tr>
+      <w:tr>
+        <w:tc>
+          <w:tcPr>
+            <w:tcW w:type="dxa" w:w="4680"/>
+          </w:tcPr>
+          <w:p>
+            <w:r>
+              <w:t>ChatHealthyToolRegistrySchema</w:t>
+            </w:r>
+          </w:p>
+        </w:tc>
+        <w:tc>
+          <w:tcPr>
+            <w:tcW w:type="dxa" w:w="4680"/>
+          </w:tcPr>
+          <w:p>
+            <w:r>
+              <w:t>The one navigation map for the front-end application, generated at build time.</w:t>
+            </w:r>
+          </w:p>
+        </w:tc>
+      </w:tr>
+      <w:tr>
+        <w:tc>
+          <w:tcPr>
+            <w:tcW w:type="dxa" w:w="4680"/>
+          </w:tcPr>
+          <w:p>
+            <w:r>
+              <w:t>ChatHealthyUserStateSchema</w:t>
+            </w:r>
+          </w:p>
+        </w:tc>
+        <w:tc>
+          <w:tcPr>
+            <w:tcW w:type="dxa" w:w="4680"/>
+          </w:tcPr>
+          <w:p>
+            <w:r>
+              <w:t>The in-session and post-session representation of a ChatHealthy user.</w:t>
+            </w:r>
+          </w:p>
+        </w:tc>
+      </w:tr>
+      <w:tr>
+        <w:tc>
+          <w:tcPr>
+            <w:tcW w:type="dxa" w:w="4680"/>
+          </w:tcPr>
+          <w:p>
+            <w:r>
+              <w:t>ChatHealthyUtteranceManagerOutputSchema</w:t>
+            </w:r>
+          </w:p>
+        </w:tc>
+        <w:tc>
+          <w:tcPr>
+            <w:tcW w:type="dxa" w:w="4680"/>
+          </w:tcPr>
+          <w:p>
+            <w:r>
+              <w:t>The structured output of the UtteranceManager classifier used by the Universal Router.</w:t>
+            </w:r>
+          </w:p>
+        </w:tc>
+      </w:tr>
+      <w:tr>
+        <w:tc>
+          <w:tcPr>
+            <w:tcW w:type="dxa" w:w="4680"/>
+          </w:tcPr>
+          <w:p>
+            <w:r>
+              <w:t>ChatHealthyVersionSchema</w:t>
+            </w:r>
+          </w:p>
+        </w:tc>
+        <w:tc>
+          <w:tcPr>
+            <w:tcW w:type="dxa" w:w="4680"/>
+          </w:tcPr>
+          <w:p>
+            <w:r>
+              <w:t>Product versions and the builds that produced them.</w:t>
+            </w:r>
+          </w:p>
+        </w:tc>
+      </w:tr>
+      <w:tr>
+        <w:tc>
+          <w:tcPr>
+            <w:tcW w:type="dxa" w:w="4680"/>
+          </w:tcPr>
+          <w:p>
+            <w:r>
+              <w:t>EngineeringRulesSchema</w:t>
+            </w:r>
+          </w:p>
+        </w:tc>
+        <w:tc>
+          <w:tcPr>
+            <w:tcW w:type="dxa" w:w="4680"/>
+          </w:tcPr>
+          <w:p>
+            <w:r>
+              <w:t>The engineering rules, their binding statements, and their runtime enforcements.</w:t>
+            </w:r>
+          </w:p>
+        </w:tc>
+      </w:tr>
+      <w:tr>
+        <w:tc>
+          <w:tcPr>
+            <w:tcW w:type="dxa" w:w="4680"/>
+          </w:tcPr>
+          <w:p>
+            <w:r>
+              <w:t>JsonValidationFixtureSchema</w:t>
+            </w:r>
+          </w:p>
+        </w:tc>
+        <w:tc>
+          <w:tcPr>
+            <w:tcW w:type="dxa" w:w="4680"/>
+          </w:tcPr>
+          <w:p>
+            <w:r>
+              <w:t>The tiny schema used by the JSON-validation negative-test fixtures.</w:t>
+            </w:r>
+          </w:p>
+        </w:tc>
+      </w:tr>
+      <w:tr>
+        <w:tc>
+          <w:tcPr>
+            <w:tcW w:type="dxa" w:w="4680"/>
+          </w:tcPr>
+          <w:p>
+            <w:r>
+              <w:t>ProviderRecordSchema</w:t>
+            </w:r>
+          </w:p>
+        </w:tc>
+        <w:tc>
+          <w:tcPr>
+            <w:tcW w:type="dxa" w:w="4680"/>
+          </w:tcPr>
+          <w:p>
+            <w:r>
+              <w:t>The ChatHealthy runtime provider record.</w:t>
+            </w:r>
+          </w:p>
+        </w:tc>
+      </w:tr>
+    </w:tbl>
     <w:sectPr>
       <w:pgSz w:w="12240" w:h="15840" w:code="1"/>
       <w:pgMar w:top="1440" w:right="1440" w:bottom="1440" w:left="1440" w:header="720" w:footer="720" w:gutter="0"/>
